--- a/7-ethics/Assignment 2.docx
+++ b/7-ethics/Assignment 2.docx
@@ -2,7 +2,661 @@
 <file path=word/document.xml><?xml version="1.0" encoding="utf-8"?>
 <w:document xmlns:wpc="http://schemas.microsoft.com/office/word/2010/wordprocessingCanvas" xmlns:cx="http://schemas.microsoft.com/office/drawing/2014/chartex" xmlns:cx1="http://schemas.microsoft.com/office/drawing/2015/9/8/chartex" xmlns:cx2="http://schemas.microsoft.com/office/drawing/2015/10/21/chartex" xmlns:cx3="http://schemas.microsoft.com/office/drawing/2016/5/9/chartex" xmlns:cx4="http://schemas.microsoft.com/office/drawing/2016/5/10/chartex" xmlns:cx5="http://schemas.microsoft.com/office/drawing/2016/5/11/chartex" xmlns:cx6="http://schemas.microsoft.com/office/drawing/2016/5/12/chartex" xmlns:cx7="http://schemas.microsoft.com/office/drawing/2016/5/13/chartex" xmlns:cx8="http://schemas.microsoft.com/office/drawing/2016/5/14/chartex" xmlns:mc="http://schemas.openxmlformats.org/markup-compatibility/2006" xmlns:aink="http://schemas.microsoft.com/office/drawing/2016/ink" xmlns:am3d="http://schemas.microsoft.com/office/drawing/2017/model3d" xmlns:o="urn:schemas-microsoft-com:office:office" xmlns:oel="http://schemas.microsoft.com/office/2019/extlst" xmlns:r="http://schemas.openxmlformats.org/officeDocument/2006/relationships" xmlns:m="http://schemas.openxmlformats.org/officeDocument/2006/math" xmlns:v="urn:schemas-microsoft-com:vml" xmlns:wp14="http://schemas.microsoft.com/office/word/2010/wordprocessingDrawing" xmlns:wp="http://schemas.openxmlformats.org/drawingml/2006/wordprocessingDrawing" xmlns:w10="urn:schemas-microsoft-com:office:word" xmlns:w="http://schemas.openxmlformats.org/wordprocessingml/2006/main" xmlns:w14="http://schemas.microsoft.com/office/word/2010/wordml" xmlns:w15="http://schemas.microsoft.com/office/word/2012/wordml" xmlns:w16cex="http://schemas.microsoft.com/office/word/2018/wordml/cex" xmlns:w16cid="http://schemas.microsoft.com/office/word/2016/wordml/cid" xmlns:w16="http://schemas.microsoft.com/office/word/2018/wordml" xmlns:w16du="http://schemas.microsoft.com/office/word/2023/wordml/word16du" xmlns:w16sdtdh="http://schemas.microsoft.com/office/word/2020/wordml/sdtdatahash" xmlns:w16sdtfl="http://schemas.microsoft.com/office/word/2024/wordml/sdtformatlock" xmlns:w16se="http://schemas.microsoft.com/office/word/2015/wordml/symex" xmlns:wpg="http://schemas.microsoft.com/office/word/2010/wordprocessingGroup" xmlns:wpi="http://schemas.microsoft.com/office/word/2010/wordprocessingInk" xmlns:wne="http://schemas.microsoft.com/office/word/2006/wordml" xmlns:wps="http://schemas.microsoft.com/office/word/2010/wordprocessingShape" mc:Ignorable="w14 w15 w16se w16cid w16 w16cex w16sdtdh w16sdtfl w16du wp14">
   <w:body>
-    <w:p/>
+    <w:p>
+      <w:pPr>
+        <w:rPr>
+          <w:rStyle w:val="Strong"/>
+          <w:rFonts w:ascii="Times New Roman" w:hAnsi="Times New Roman" w:cs="Times New Roman"/>
+          <w:color w:val="202122"/>
+          <w:sz w:val="28"/>
+          <w:szCs w:val="28"/>
+          <w:lang w:val="en-GB"/>
+        </w:rPr>
+      </w:pPr>
+      <w:r>
+        <w:rPr>
+          <w:rStyle w:val="Strong"/>
+          <w:rFonts w:ascii="Times New Roman" w:hAnsi="Times New Roman" w:cs="Times New Roman"/>
+          <w:color w:val="202122"/>
+          <w:sz w:val="28"/>
+          <w:szCs w:val="28"/>
+          <w:lang w:val="en-GB"/>
+        </w:rPr>
+        <w:t>MADS Ethics Portfolio assignment 2</w:t>
+      </w:r>
+      <w:r>
+        <w:rPr>
+          <w:rStyle w:val="Strong"/>
+          <w:rFonts w:ascii="Times New Roman" w:hAnsi="Times New Roman" w:cs="Times New Roman"/>
+          <w:color w:val="202122"/>
+          <w:sz w:val="28"/>
+          <w:szCs w:val="28"/>
+          <w:lang w:val="en-GB"/>
+        </w:rPr>
+        <w:t xml:space="preserve"> – Breeze dating app</w:t>
+      </w:r>
+    </w:p>
+    <w:p>
+      <w:pPr>
+        <w:rPr>
+          <w:rStyle w:val="Strong"/>
+          <w:rFonts w:ascii="Times New Roman" w:hAnsi="Times New Roman" w:cs="Times New Roman"/>
+          <w:color w:val="202122"/>
+          <w:sz w:val="22"/>
+          <w:szCs w:val="22"/>
+          <w:lang w:val="en-GB"/>
+        </w:rPr>
+      </w:pPr>
+      <w:r>
+        <w:rPr>
+          <w:rStyle w:val="Strong"/>
+          <w:rFonts w:ascii="Times New Roman" w:hAnsi="Times New Roman" w:cs="Times New Roman"/>
+          <w:color w:val="202122"/>
+          <w:sz w:val="22"/>
+          <w:szCs w:val="22"/>
+          <w:lang w:val="en-GB"/>
+        </w:rPr>
+        <w:t>First impressions</w:t>
+      </w:r>
+    </w:p>
+    <w:p>
+      <w:pPr>
+        <w:rPr>
+          <w:rStyle w:val="Strong"/>
+          <w:rFonts w:ascii="Times New Roman" w:hAnsi="Times New Roman" w:cs="Times New Roman"/>
+          <w:b w:val="0"/>
+          <w:bCs w:val="0"/>
+          <w:color w:val="202122"/>
+          <w:sz w:val="22"/>
+          <w:szCs w:val="22"/>
+          <w:lang w:val="en-GB"/>
+        </w:rPr>
+      </w:pPr>
+      <w:r>
+        <w:rPr>
+          <w:rStyle w:val="Strong"/>
+          <w:rFonts w:ascii="Times New Roman" w:hAnsi="Times New Roman" w:cs="Times New Roman"/>
+          <w:b w:val="0"/>
+          <w:bCs w:val="0"/>
+          <w:color w:val="202122"/>
+          <w:sz w:val="22"/>
+          <w:szCs w:val="22"/>
+          <w:lang w:val="en-GB"/>
+        </w:rPr>
+        <w:t xml:space="preserve">The core issue is that the </w:t>
+      </w:r>
+      <w:r>
+        <w:rPr>
+          <w:rStyle w:val="Strong"/>
+          <w:rFonts w:ascii="Times New Roman" w:hAnsi="Times New Roman" w:cs="Times New Roman"/>
+          <w:b w:val="0"/>
+          <w:bCs w:val="0"/>
+          <w:color w:val="202122"/>
+          <w:sz w:val="22"/>
+          <w:szCs w:val="22"/>
+          <w:lang w:val="en-GB"/>
+        </w:rPr>
+        <w:t>self-learning</w:t>
+      </w:r>
+      <w:r>
+        <w:rPr>
+          <w:rStyle w:val="Strong"/>
+          <w:rFonts w:ascii="Times New Roman" w:hAnsi="Times New Roman" w:cs="Times New Roman"/>
+          <w:b w:val="0"/>
+          <w:bCs w:val="0"/>
+          <w:color w:val="202122"/>
+          <w:sz w:val="22"/>
+          <w:szCs w:val="22"/>
+          <w:lang w:val="en-GB"/>
+        </w:rPr>
+        <w:t xml:space="preserve"> algorithm </w:t>
+      </w:r>
+      <w:r>
+        <w:rPr>
+          <w:rStyle w:val="Strong"/>
+          <w:rFonts w:ascii="Times New Roman" w:hAnsi="Times New Roman" w:cs="Times New Roman"/>
+          <w:b w:val="0"/>
+          <w:bCs w:val="0"/>
+          <w:color w:val="202122"/>
+          <w:sz w:val="22"/>
+          <w:szCs w:val="22"/>
+          <w:lang w:val="en-GB"/>
+        </w:rPr>
+        <w:t>amplifies</w:t>
+      </w:r>
+      <w:r>
+        <w:rPr>
+          <w:rStyle w:val="Strong"/>
+          <w:rFonts w:ascii="Times New Roman" w:hAnsi="Times New Roman" w:cs="Times New Roman"/>
+          <w:b w:val="0"/>
+          <w:bCs w:val="0"/>
+          <w:color w:val="202122"/>
+          <w:sz w:val="22"/>
+          <w:szCs w:val="22"/>
+          <w:lang w:val="en-GB"/>
+        </w:rPr>
+        <w:t xml:space="preserve"> existing social </w:t>
+      </w:r>
+      <w:r>
+        <w:rPr>
+          <w:rStyle w:val="Strong"/>
+          <w:rFonts w:ascii="Times New Roman" w:hAnsi="Times New Roman" w:cs="Times New Roman"/>
+          <w:b w:val="0"/>
+          <w:bCs w:val="0"/>
+          <w:color w:val="202122"/>
+          <w:sz w:val="22"/>
+          <w:szCs w:val="22"/>
+          <w:lang w:val="en-GB"/>
+        </w:rPr>
+        <w:t>biases</w:t>
+      </w:r>
+      <w:r>
+        <w:rPr>
+          <w:rStyle w:val="Strong"/>
+          <w:rFonts w:ascii="Times New Roman" w:hAnsi="Times New Roman" w:cs="Times New Roman"/>
+          <w:b w:val="0"/>
+          <w:bCs w:val="0"/>
+          <w:color w:val="202122"/>
+          <w:sz w:val="22"/>
+          <w:szCs w:val="22"/>
+          <w:lang w:val="en-GB"/>
+        </w:rPr>
+        <w:t xml:space="preserve"> in romantic preference. Even if there is a mild preference, this mild preference will be amplified. The model learns that it receives a lower score by recommending people with a different ethnic background. This turns in a </w:t>
+      </w:r>
+      <w:r>
+        <w:rPr>
+          <w:rStyle w:val="Strong"/>
+          <w:rFonts w:ascii="Times New Roman" w:hAnsi="Times New Roman" w:cs="Times New Roman"/>
+          <w:b w:val="0"/>
+          <w:bCs w:val="0"/>
+          <w:color w:val="202122"/>
+          <w:sz w:val="22"/>
+          <w:szCs w:val="22"/>
+          <w:lang w:val="en-GB"/>
+        </w:rPr>
+        <w:t>self-</w:t>
+      </w:r>
+      <w:r>
+        <w:rPr>
+          <w:rStyle w:val="Strong"/>
+          <w:rFonts w:ascii="Times New Roman" w:hAnsi="Times New Roman" w:cs="Times New Roman"/>
+          <w:b w:val="0"/>
+          <w:bCs w:val="0"/>
+          <w:color w:val="202122"/>
+          <w:sz w:val="22"/>
+          <w:szCs w:val="22"/>
+          <w:lang w:val="en-GB"/>
+        </w:rPr>
+        <w:t>ful</w:t>
+      </w:r>
+      <w:r>
+        <w:rPr>
+          <w:rStyle w:val="Strong"/>
+          <w:rFonts w:ascii="Times New Roman" w:hAnsi="Times New Roman" w:cs="Times New Roman"/>
+          <w:b w:val="0"/>
+          <w:bCs w:val="0"/>
+          <w:color w:val="202122"/>
+          <w:sz w:val="22"/>
+          <w:szCs w:val="22"/>
+          <w:lang w:val="en-GB"/>
+        </w:rPr>
+        <w:t>f</w:t>
+      </w:r>
+      <w:r>
+        <w:rPr>
+          <w:rStyle w:val="Strong"/>
+          <w:rFonts w:ascii="Times New Roman" w:hAnsi="Times New Roman" w:cs="Times New Roman"/>
+          <w:b w:val="0"/>
+          <w:bCs w:val="0"/>
+          <w:color w:val="202122"/>
+          <w:sz w:val="22"/>
+          <w:szCs w:val="22"/>
+          <w:lang w:val="en-GB"/>
+        </w:rPr>
+        <w:t>i</w:t>
+      </w:r>
+      <w:r>
+        <w:rPr>
+          <w:rStyle w:val="Strong"/>
+          <w:rFonts w:ascii="Times New Roman" w:hAnsi="Times New Roman" w:cs="Times New Roman"/>
+          <w:b w:val="0"/>
+          <w:bCs w:val="0"/>
+          <w:color w:val="202122"/>
+          <w:sz w:val="22"/>
+          <w:szCs w:val="22"/>
+          <w:lang w:val="en-GB"/>
+        </w:rPr>
+        <w:t>lling</w:t>
+      </w:r>
+      <w:r>
+        <w:rPr>
+          <w:rStyle w:val="Strong"/>
+          <w:rFonts w:ascii="Times New Roman" w:hAnsi="Times New Roman" w:cs="Times New Roman"/>
+          <w:b w:val="0"/>
+          <w:bCs w:val="0"/>
+          <w:color w:val="202122"/>
+          <w:sz w:val="22"/>
+          <w:szCs w:val="22"/>
+          <w:lang w:val="en-GB"/>
+        </w:rPr>
+        <w:t xml:space="preserve"> prophecy where in each learning rate less people o</w:t>
+      </w:r>
+      <w:r>
+        <w:rPr>
+          <w:rStyle w:val="Strong"/>
+          <w:rFonts w:ascii="Times New Roman" w:hAnsi="Times New Roman" w:cs="Times New Roman"/>
+          <w:b w:val="0"/>
+          <w:bCs w:val="0"/>
+          <w:color w:val="202122"/>
+          <w:sz w:val="22"/>
+          <w:szCs w:val="22"/>
+          <w:lang w:val="en-GB"/>
+        </w:rPr>
+        <w:t xml:space="preserve">f different </w:t>
+      </w:r>
+      <w:r>
+        <w:rPr>
+          <w:rStyle w:val="Strong"/>
+          <w:rFonts w:ascii="Times New Roman" w:hAnsi="Times New Roman" w:cs="Times New Roman"/>
+          <w:b w:val="0"/>
+          <w:bCs w:val="0"/>
+          <w:color w:val="202122"/>
+          <w:sz w:val="22"/>
+          <w:szCs w:val="22"/>
+          <w:lang w:val="en-GB"/>
+        </w:rPr>
+        <w:t>background</w:t>
+      </w:r>
+      <w:r>
+        <w:rPr>
+          <w:rStyle w:val="Strong"/>
+          <w:rFonts w:ascii="Times New Roman" w:hAnsi="Times New Roman" w:cs="Times New Roman"/>
+          <w:b w:val="0"/>
+          <w:bCs w:val="0"/>
+          <w:color w:val="202122"/>
+          <w:sz w:val="22"/>
+          <w:szCs w:val="22"/>
+          <w:lang w:val="en-GB"/>
+        </w:rPr>
+        <w:t xml:space="preserve"> are presented. In the end this will lead to a complete removal of this category.</w:t>
+      </w:r>
+    </w:p>
+    <w:p>
+      <w:pPr>
+        <w:rPr>
+          <w:rStyle w:val="Strong"/>
+          <w:rFonts w:ascii="Times New Roman" w:hAnsi="Times New Roman" w:cs="Times New Roman"/>
+          <w:color w:val="202122"/>
+          <w:sz w:val="22"/>
+          <w:szCs w:val="22"/>
+          <w:lang w:val="en-GB"/>
+        </w:rPr>
+      </w:pPr>
+      <w:r>
+        <w:rPr>
+          <w:rStyle w:val="Strong"/>
+          <w:rFonts w:ascii="Times New Roman" w:hAnsi="Times New Roman" w:cs="Times New Roman"/>
+          <w:color w:val="202122"/>
+          <w:sz w:val="22"/>
+          <w:szCs w:val="22"/>
+          <w:lang w:val="en-GB"/>
+        </w:rPr>
+        <w:t>The DAG</w:t>
+      </w:r>
+    </w:p>
+    <w:p>
+      <w:pPr>
+        <w:rPr>
+          <w:rStyle w:val="Strong"/>
+          <w:rFonts w:ascii="Times New Roman" w:hAnsi="Times New Roman" w:cs="Times New Roman"/>
+          <w:color w:val="202122"/>
+          <w:sz w:val="22"/>
+          <w:szCs w:val="22"/>
+          <w:lang w:val="en-GB"/>
+        </w:rPr>
+      </w:pPr>
+      <w:r>
+        <w:rPr>
+          <w:rStyle w:val="Strong"/>
+          <w:color w:val="202122"/>
+          <w:lang w:val="en-GB"/>
+        </w:rPr>
+        <w:drawing>
+          <wp:inline distT="0" distB="0" distL="0" distR="0" wp14:anchorId="4BD5042A" wp14:editId="3A092FF3">
+            <wp:extent cx="1970468" cy="5688473"/>
+            <wp:effectExtent l="0" t="0" r="0" b="1270"/>
+            <wp:docPr id="2030096335" name="Picture 1" descr="A diagram of a graph&#10;&#10;AI-generated content may be incorrect."/>
+            <wp:cNvGraphicFramePr>
+              <a:graphicFrameLocks xmlns:a="http://schemas.openxmlformats.org/drawingml/2006/main" noChangeAspect="1"/>
+            </wp:cNvGraphicFramePr>
+            <a:graphic xmlns:a="http://schemas.openxmlformats.org/drawingml/2006/main">
+              <a:graphicData uri="http://schemas.openxmlformats.org/drawingml/2006/picture">
+                <pic:pic xmlns:pic="http://schemas.openxmlformats.org/drawingml/2006/picture">
+                  <pic:nvPicPr>
+                    <pic:cNvPr id="2030096335" name="Picture 1" descr="A diagram of a graph&#10;&#10;AI-generated content may be incorrect."/>
+                    <pic:cNvPicPr/>
+                  </pic:nvPicPr>
+                  <pic:blipFill>
+                    <a:blip r:embed="rId4"/>
+                    <a:stretch>
+                      <a:fillRect/>
+                    </a:stretch>
+                  </pic:blipFill>
+                  <pic:spPr>
+                    <a:xfrm>
+                      <a:off x="0" y="0"/>
+                      <a:ext cx="1989237" cy="5742655"/>
+                    </a:xfrm>
+                    <a:prstGeom prst="rect">
+                      <a:avLst/>
+                    </a:prstGeom>
+                  </pic:spPr>
+                </pic:pic>
+              </a:graphicData>
+            </a:graphic>
+          </wp:inline>
+        </w:drawing>
+      </w:r>
+    </w:p>
+    <w:p>
+      <w:pPr>
+        <w:rPr>
+          <w:rStyle w:val="Strong"/>
+          <w:rFonts w:ascii="Times New Roman" w:hAnsi="Times New Roman" w:cs="Times New Roman"/>
+          <w:color w:val="202122"/>
+          <w:sz w:val="22"/>
+          <w:szCs w:val="22"/>
+          <w:lang w:val="en-GB"/>
+        </w:rPr>
+      </w:pPr>
+      <w:r>
+        <w:rPr>
+          <w:rStyle w:val="Strong"/>
+          <w:rFonts w:ascii="Times New Roman" w:hAnsi="Times New Roman" w:cs="Times New Roman"/>
+          <w:color w:val="202122"/>
+          <w:sz w:val="22"/>
+          <w:szCs w:val="22"/>
+          <w:lang w:val="en-GB"/>
+        </w:rPr>
+        <w:br w:type="page"/>
+      </w:r>
+    </w:p>
+    <w:p>
+      <w:pPr>
+        <w:rPr>
+          <w:rStyle w:val="Strong"/>
+          <w:rFonts w:ascii="Times New Roman" w:hAnsi="Times New Roman" w:cs="Times New Roman"/>
+          <w:color w:val="202122"/>
+          <w:sz w:val="22"/>
+          <w:szCs w:val="22"/>
+          <w:lang w:val="en-GB"/>
+        </w:rPr>
+      </w:pPr>
+      <w:r>
+        <w:rPr>
+          <w:rStyle w:val="Strong"/>
+          <w:rFonts w:ascii="Times New Roman" w:hAnsi="Times New Roman" w:cs="Times New Roman"/>
+          <w:color w:val="202122"/>
+          <w:sz w:val="22"/>
+          <w:szCs w:val="22"/>
+          <w:lang w:val="en-GB"/>
+        </w:rPr>
+        <w:lastRenderedPageBreak/>
+        <w:t>Missed insights revealed after DAG</w:t>
+      </w:r>
+    </w:p>
+    <w:p>
+      <w:pPr>
+        <w:rPr>
+          <w:rStyle w:val="Strong"/>
+          <w:rFonts w:ascii="Times New Roman" w:hAnsi="Times New Roman" w:cs="Times New Roman"/>
+          <w:b w:val="0"/>
+          <w:bCs w:val="0"/>
+          <w:color w:val="202122"/>
+          <w:sz w:val="22"/>
+          <w:szCs w:val="22"/>
+          <w:lang w:val="en-GB"/>
+        </w:rPr>
+      </w:pPr>
+      <w:r>
+        <w:rPr>
+          <w:rStyle w:val="Strong"/>
+          <w:rFonts w:ascii="Times New Roman" w:hAnsi="Times New Roman" w:cs="Times New Roman"/>
+          <w:b w:val="0"/>
+          <w:bCs w:val="0"/>
+          <w:color w:val="202122"/>
+          <w:sz w:val="22"/>
+          <w:szCs w:val="22"/>
+          <w:lang w:val="en-GB"/>
+        </w:rPr>
+        <w:t xml:space="preserve">I missed the fact that users are not only presented less but since they get fewer </w:t>
+      </w:r>
+      <w:r>
+        <w:rPr>
+          <w:rStyle w:val="Strong"/>
+          <w:rFonts w:ascii="Times New Roman" w:hAnsi="Times New Roman" w:cs="Times New Roman"/>
+          <w:b w:val="0"/>
+          <w:bCs w:val="0"/>
+          <w:color w:val="202122"/>
+          <w:sz w:val="22"/>
+          <w:szCs w:val="22"/>
+          <w:lang w:val="en-GB"/>
+        </w:rPr>
+        <w:t>matches,</w:t>
+      </w:r>
+      <w:r>
+        <w:rPr>
+          <w:rStyle w:val="Strong"/>
+          <w:rFonts w:ascii="Times New Roman" w:hAnsi="Times New Roman" w:cs="Times New Roman"/>
+          <w:b w:val="0"/>
+          <w:bCs w:val="0"/>
+          <w:color w:val="202122"/>
+          <w:sz w:val="22"/>
+          <w:szCs w:val="22"/>
+          <w:lang w:val="en-GB"/>
+        </w:rPr>
+        <w:t xml:space="preserve"> they will leave the app. This will make the userbase become even more homogeneous. This will change the training data permanently and makes it much harder to correct the bias </w:t>
+      </w:r>
+      <w:r>
+        <w:rPr>
+          <w:rStyle w:val="Strong"/>
+          <w:rFonts w:ascii="Times New Roman" w:hAnsi="Times New Roman" w:cs="Times New Roman"/>
+          <w:b w:val="0"/>
+          <w:bCs w:val="0"/>
+          <w:color w:val="202122"/>
+          <w:sz w:val="22"/>
+          <w:szCs w:val="22"/>
+          <w:lang w:val="en-GB"/>
+        </w:rPr>
+        <w:t>later</w:t>
+      </w:r>
+      <w:r>
+        <w:rPr>
+          <w:rStyle w:val="Strong"/>
+          <w:rFonts w:ascii="Times New Roman" w:hAnsi="Times New Roman" w:cs="Times New Roman"/>
+          <w:b w:val="0"/>
+          <w:bCs w:val="0"/>
+          <w:color w:val="202122"/>
+          <w:sz w:val="22"/>
+          <w:szCs w:val="22"/>
+          <w:lang w:val="en-GB"/>
+        </w:rPr>
+        <w:t>.</w:t>
+      </w:r>
+    </w:p>
+    <w:p>
+      <w:pPr>
+        <w:rPr>
+          <w:rStyle w:val="Strong"/>
+          <w:rFonts w:ascii="Times New Roman" w:hAnsi="Times New Roman" w:cs="Times New Roman"/>
+          <w:color w:val="202122"/>
+          <w:sz w:val="22"/>
+          <w:szCs w:val="22"/>
+          <w:lang w:val="en-GB"/>
+        </w:rPr>
+      </w:pPr>
+      <w:r>
+        <w:rPr>
+          <w:rStyle w:val="Strong"/>
+          <w:rFonts w:ascii="Times New Roman" w:hAnsi="Times New Roman" w:cs="Times New Roman"/>
+          <w:color w:val="202122"/>
+          <w:sz w:val="22"/>
+          <w:szCs w:val="22"/>
+          <w:lang w:val="en-GB"/>
+        </w:rPr>
+        <w:t>Advise for the data scientist</w:t>
+      </w:r>
+    </w:p>
+    <w:p>
+      <w:pPr>
+        <w:rPr>
+          <w:rStyle w:val="Strong"/>
+          <w:rFonts w:ascii="Times New Roman" w:hAnsi="Times New Roman" w:cs="Times New Roman"/>
+          <w:b w:val="0"/>
+          <w:bCs w:val="0"/>
+          <w:color w:val="202122"/>
+          <w:sz w:val="22"/>
+          <w:szCs w:val="22"/>
+          <w:lang w:val="en-GB"/>
+        </w:rPr>
+      </w:pPr>
+      <w:r>
+        <w:rPr>
+          <w:rStyle w:val="Strong"/>
+          <w:rFonts w:ascii="Times New Roman" w:hAnsi="Times New Roman" w:cs="Times New Roman"/>
+          <w:b w:val="0"/>
+          <w:bCs w:val="0"/>
+          <w:color w:val="202122"/>
+          <w:sz w:val="22"/>
+          <w:szCs w:val="22"/>
+          <w:lang w:val="en-GB"/>
+        </w:rPr>
+        <w:t>The problem is not always maximizing the number of matches. This example shows that minority groups are leaving the app making it less attractive for all users. Furthermore, this also leads to legal issues. This is a serious matter and should be addressed immediately.</w:t>
+      </w:r>
+    </w:p>
+    <w:p>
+      <w:pPr>
+        <w:rPr>
+          <w:rStyle w:val="Strong"/>
+          <w:rFonts w:ascii="Times New Roman" w:hAnsi="Times New Roman" w:cs="Times New Roman"/>
+          <w:b w:val="0"/>
+          <w:bCs w:val="0"/>
+          <w:color w:val="202122"/>
+          <w:sz w:val="22"/>
+          <w:szCs w:val="22"/>
+          <w:lang w:val="en-GB"/>
+        </w:rPr>
+      </w:pPr>
+      <w:proofErr w:type="gramStart"/>
+      <w:r>
+        <w:rPr>
+          <w:rStyle w:val="Strong"/>
+          <w:rFonts w:ascii="Times New Roman" w:hAnsi="Times New Roman" w:cs="Times New Roman"/>
+          <w:b w:val="0"/>
+          <w:bCs w:val="0"/>
+          <w:color w:val="202122"/>
+          <w:sz w:val="22"/>
+          <w:szCs w:val="22"/>
+          <w:lang w:val="en-GB"/>
+        </w:rPr>
+        <w:t>In order to</w:t>
+      </w:r>
+      <w:proofErr w:type="gramEnd"/>
+      <w:r>
+        <w:rPr>
+          <w:rStyle w:val="Strong"/>
+          <w:rFonts w:ascii="Times New Roman" w:hAnsi="Times New Roman" w:cs="Times New Roman"/>
+          <w:b w:val="0"/>
+          <w:bCs w:val="0"/>
+          <w:color w:val="202122"/>
+          <w:sz w:val="22"/>
+          <w:szCs w:val="22"/>
+          <w:lang w:val="en-GB"/>
+        </w:rPr>
+        <w:t xml:space="preserve"> show what happens to the rest of the team I would propose to create a simple model that shows what happens without intervention. </w:t>
+      </w:r>
+    </w:p>
+    <w:p>
+      <w:pPr>
+        <w:rPr>
+          <w:rStyle w:val="Strong"/>
+          <w:rFonts w:ascii="Times New Roman" w:hAnsi="Times New Roman" w:cs="Times New Roman"/>
+          <w:color w:val="202122"/>
+          <w:sz w:val="22"/>
+          <w:szCs w:val="22"/>
+          <w:lang w:val="en-GB"/>
+        </w:rPr>
+      </w:pPr>
+      <w:r>
+        <w:rPr>
+          <w:rStyle w:val="Strong"/>
+          <w:rFonts w:ascii="Times New Roman" w:hAnsi="Times New Roman" w:cs="Times New Roman"/>
+          <w:b w:val="0"/>
+          <w:bCs w:val="0"/>
+          <w:color w:val="202122"/>
+          <w:sz w:val="22"/>
+          <w:szCs w:val="22"/>
+          <w:lang w:val="en-GB"/>
+        </w:rPr>
+        <w:t xml:space="preserve">The system needs to be designed so it learns user preference without amplifying them into discrimination. A post-processing re-ranking should be used to ensure fair representation rates on short notice. </w:t>
+      </w:r>
+      <w:proofErr w:type="gramStart"/>
+      <w:r>
+        <w:rPr>
+          <w:rStyle w:val="Strong"/>
+          <w:rFonts w:ascii="Times New Roman" w:hAnsi="Times New Roman" w:cs="Times New Roman"/>
+          <w:b w:val="0"/>
+          <w:bCs w:val="0"/>
+          <w:color w:val="202122"/>
+          <w:sz w:val="22"/>
+          <w:szCs w:val="22"/>
+          <w:lang w:val="en-GB"/>
+        </w:rPr>
+        <w:t>In order to</w:t>
+      </w:r>
+      <w:proofErr w:type="gramEnd"/>
+      <w:r>
+        <w:rPr>
+          <w:rStyle w:val="Strong"/>
+          <w:rFonts w:ascii="Times New Roman" w:hAnsi="Times New Roman" w:cs="Times New Roman"/>
+          <w:b w:val="0"/>
+          <w:bCs w:val="0"/>
+          <w:color w:val="202122"/>
+          <w:sz w:val="22"/>
+          <w:szCs w:val="22"/>
+          <w:lang w:val="en-GB"/>
+        </w:rPr>
+        <w:t xml:space="preserve"> fix the problem for the long term </w:t>
+      </w:r>
+      <w:proofErr w:type="gramStart"/>
+      <w:r>
+        <w:rPr>
+          <w:rStyle w:val="Strong"/>
+          <w:rFonts w:ascii="Times New Roman" w:hAnsi="Times New Roman" w:cs="Times New Roman"/>
+          <w:b w:val="0"/>
+          <w:bCs w:val="0"/>
+          <w:color w:val="202122"/>
+          <w:sz w:val="22"/>
+          <w:szCs w:val="22"/>
+          <w:lang w:val="en-GB"/>
+        </w:rPr>
+        <w:t>fairness</w:t>
+      </w:r>
+      <w:proofErr w:type="gramEnd"/>
+      <w:r>
+        <w:rPr>
+          <w:rStyle w:val="Strong"/>
+          <w:rFonts w:ascii="Times New Roman" w:hAnsi="Times New Roman" w:cs="Times New Roman"/>
+          <w:b w:val="0"/>
+          <w:bCs w:val="0"/>
+          <w:color w:val="202122"/>
+          <w:sz w:val="22"/>
+          <w:szCs w:val="22"/>
+          <w:lang w:val="en-GB"/>
+        </w:rPr>
+        <w:t xml:space="preserve"> constraints can be introduced in the cost function of the model.</w:t>
+      </w:r>
+    </w:p>
     <w:sectPr>
       <w:pgSz w:w="11906" w:h="16838"/>
       <w:pgMar w:top="1440" w:right="1440" w:bottom="1440" w:left="1440" w:header="708" w:footer="708" w:gutter="0"/>
@@ -930,6 +1584,17 @@
       <w:spacing w:val="5"/>
     </w:rPr>
   </w:style>
+  <w:style w:type="character" w:styleId="Strong">
+    <w:name w:val="Strong"/>
+    <w:basedOn w:val="DefaultParagraphFont"/>
+    <w:uiPriority w:val="22"/>
+    <w:qFormat/>
+    <w:rsid w:val="00DF3E94"/>
+    <w:rPr>
+      <w:b/>
+      <w:bCs/>
+    </w:rPr>
+  </w:style>
 </w:styles>
 </file>
 
